--- a/tillsyn/A 63899-2025 tillsynsbegäran.docx
+++ b/tillsyn/A 63899-2025 tillsynsbegäran.docx
@@ -528,7 +528,7 @@
     <w:r>
       <w:tab/>
       <w:tab/>
-      <w:t>2026-01-07</w:t>
+      <w:t>2026-01-08</w:t>
       <w:br/>
       <w:br/>
     </w:r>

--- a/tillsyn/A 63899-2025 tillsynsbegäran.docx
+++ b/tillsyn/A 63899-2025 tillsynsbegäran.docx
@@ -528,7 +528,7 @@
     <w:r>
       <w:tab/>
       <w:tab/>
-      <w:t>2026-01-08</w:t>
+      <w:t>2026-01-09</w:t>
       <w:br/>
       <w:br/>
     </w:r>

--- a/tillsyn/A 63899-2025 tillsynsbegäran.docx
+++ b/tillsyn/A 63899-2025 tillsynsbegäran.docx
@@ -12,7 +12,7 @@
     </w:p>
     <w:p>
       <w:r>
-        <w:t>Detta dokument behandlar höga naturvärden i avverkningsanmälan A 63899-2025 i Hedemora kommun. Denna avverkningsanmälan inkom 2025-12-29 15:46:00 och omfattar 6,5 ha.</w:t>
+        <w:t>Detta dokument behandlar höga naturvärden i avverkningsanmälan A 63899-2025 i Hedemora kommun. Denna avverkningsanmälan inkom 2025-12-29 00:00:00 och omfattar 6,5 ha.</w:t>
       </w:r>
     </w:p>
     <w:p>
@@ -528,7 +528,7 @@
     <w:r>
       <w:tab/>
       <w:tab/>
-      <w:t>2026-01-09</w:t>
+      <w:t>2026-01-10</w:t>
       <w:br/>
       <w:br/>
     </w:r>

--- a/tillsyn/A 63899-2025 tillsynsbegäran.docx
+++ b/tillsyn/A 63899-2025 tillsynsbegäran.docx
@@ -528,7 +528,7 @@
     <w:r>
       <w:tab/>
       <w:tab/>
-      <w:t>2026-01-10</w:t>
+      <w:t>2026-01-11</w:t>
       <w:br/>
       <w:br/>
     </w:r>

--- a/tillsyn/A 63899-2025 tillsynsbegäran.docx
+++ b/tillsyn/A 63899-2025 tillsynsbegäran.docx
@@ -528,7 +528,7 @@
     <w:r>
       <w:tab/>
       <w:tab/>
-      <w:t>2026-01-11</w:t>
+      <w:t>2026-01-12</w:t>
       <w:br/>
       <w:br/>
     </w:r>

--- a/tillsyn/A 63899-2025 tillsynsbegäran.docx
+++ b/tillsyn/A 63899-2025 tillsynsbegäran.docx
@@ -528,7 +528,7 @@
     <w:r>
       <w:tab/>
       <w:tab/>
-      <w:t>2026-01-12</w:t>
+      <w:t>2026-01-13</w:t>
       <w:br/>
       <w:br/>
     </w:r>

--- a/tillsyn/A 63899-2025 tillsynsbegäran.docx
+++ b/tillsyn/A 63899-2025 tillsynsbegäran.docx
@@ -528,7 +528,7 @@
     <w:r>
       <w:tab/>
       <w:tab/>
-      <w:t>2026-01-13</w:t>
+      <w:t>2026-01-14</w:t>
       <w:br/>
       <w:br/>
     </w:r>

--- a/tillsyn/A 63899-2025 tillsynsbegäran.docx
+++ b/tillsyn/A 63899-2025 tillsynsbegäran.docx
@@ -528,7 +528,7 @@
     <w:r>
       <w:tab/>
       <w:tab/>
-      <w:t>2026-01-14</w:t>
+      <w:t>2026-01-15</w:t>
       <w:br/>
       <w:br/>
     </w:r>

--- a/tillsyn/A 63899-2025 tillsynsbegäran.docx
+++ b/tillsyn/A 63899-2025 tillsynsbegäran.docx
@@ -528,7 +528,7 @@
     <w:r>
       <w:tab/>
       <w:tab/>
-      <w:t>2026-01-15</w:t>
+      <w:t>2026-01-16</w:t>
       <w:br/>
       <w:br/>
     </w:r>

--- a/tillsyn/A 63899-2025 tillsynsbegäran.docx
+++ b/tillsyn/A 63899-2025 tillsynsbegäran.docx
@@ -528,7 +528,7 @@
     <w:r>
       <w:tab/>
       <w:tab/>
-      <w:t>2026-01-16</w:t>
+      <w:t>2026-01-17</w:t>
       <w:br/>
       <w:br/>
     </w:r>

--- a/tillsyn/A 63899-2025 tillsynsbegäran.docx
+++ b/tillsyn/A 63899-2025 tillsynsbegäran.docx
@@ -528,7 +528,7 @@
     <w:r>
       <w:tab/>
       <w:tab/>
-      <w:t>2026-01-17</w:t>
+      <w:t>2026-01-18</w:t>
       <w:br/>
       <w:br/>
     </w:r>

--- a/tillsyn/A 63899-2025 tillsynsbegäran.docx
+++ b/tillsyn/A 63899-2025 tillsynsbegäran.docx
@@ -528,7 +528,7 @@
     <w:r>
       <w:tab/>
       <w:tab/>
-      <w:t>2026-01-18</w:t>
+      <w:t>2026-01-19</w:t>
       <w:br/>
       <w:br/>
     </w:r>

--- a/tillsyn/A 63899-2025 tillsynsbegäran.docx
+++ b/tillsyn/A 63899-2025 tillsynsbegäran.docx
@@ -528,7 +528,7 @@
     <w:r>
       <w:tab/>
       <w:tab/>
-      <w:t>2026-01-19</w:t>
+      <w:t>2026-01-20</w:t>
       <w:br/>
       <w:br/>
     </w:r>

--- a/tillsyn/A 63899-2025 tillsynsbegäran.docx
+++ b/tillsyn/A 63899-2025 tillsynsbegäran.docx
@@ -528,7 +528,7 @@
     <w:r>
       <w:tab/>
       <w:tab/>
-      <w:t>2026-01-20</w:t>
+      <w:t>2026-01-21</w:t>
       <w:br/>
       <w:br/>
     </w:r>

--- a/tillsyn/A 63899-2025 tillsynsbegäran.docx
+++ b/tillsyn/A 63899-2025 tillsynsbegäran.docx
@@ -528,7 +528,7 @@
     <w:r>
       <w:tab/>
       <w:tab/>
-      <w:t>2026-01-21</w:t>
+      <w:t>2026-01-23</w:t>
       <w:br/>
       <w:br/>
     </w:r>

--- a/tillsyn/A 63899-2025 tillsynsbegäran.docx
+++ b/tillsyn/A 63899-2025 tillsynsbegäran.docx
@@ -528,7 +528,7 @@
     <w:r>
       <w:tab/>
       <w:tab/>
-      <w:t>2026-01-23</w:t>
+      <w:t>2026-01-24</w:t>
       <w:br/>
       <w:br/>
     </w:r>

--- a/tillsyn/A 63899-2025 tillsynsbegäran.docx
+++ b/tillsyn/A 63899-2025 tillsynsbegäran.docx
@@ -528,7 +528,7 @@
     <w:r>
       <w:tab/>
       <w:tab/>
-      <w:t>2026-01-24</w:t>
+      <w:t>2026-01-25</w:t>
       <w:br/>
       <w:br/>
     </w:r>

--- a/tillsyn/A 63899-2025 tillsynsbegäran.docx
+++ b/tillsyn/A 63899-2025 tillsynsbegäran.docx
@@ -528,7 +528,7 @@
     <w:r>
       <w:tab/>
       <w:tab/>
-      <w:t>2026-01-25</w:t>
+      <w:t>2026-01-26</w:t>
       <w:br/>
       <w:br/>
     </w:r>

--- a/tillsyn/A 63899-2025 tillsynsbegäran.docx
+++ b/tillsyn/A 63899-2025 tillsynsbegäran.docx
@@ -528,7 +528,7 @@
     <w:r>
       <w:tab/>
       <w:tab/>
-      <w:t>2026-01-26</w:t>
+      <w:t>2026-01-27</w:t>
       <w:br/>
       <w:br/>
     </w:r>

--- a/tillsyn/A 63899-2025 tillsynsbegäran.docx
+++ b/tillsyn/A 63899-2025 tillsynsbegäran.docx
@@ -528,7 +528,7 @@
     <w:r>
       <w:tab/>
       <w:tab/>
-      <w:t>2026-01-27</w:t>
+      <w:t>2026-01-28</w:t>
       <w:br/>
       <w:br/>
     </w:r>

--- a/tillsyn/A 63899-2025 tillsynsbegäran.docx
+++ b/tillsyn/A 63899-2025 tillsynsbegäran.docx
@@ -111,7 +111,25 @@
         <w:t>Knärot (VU, §8)</w:t>
       </w:r>
       <w:r>
-        <w:t xml:space="preserve"> är rödlistad som sårbar och fridlyst enligt 8§ artskyddsförordningen. En nyligen genomförd analys av 79 floraväktarlokaler indikerar att det behövs någonstans mellan 100 och 150 meters skyddszon för att en knärotspopulation inte ska dö ut på lång sikt (Sebestyén &amp; Sundberg, 2025). Detta ligger väl i linje med tidigare genomförda studier som visar att det krävs väl tilltagna buffertzoner för att knäroten inte ska ta skada av skogsbruksåtgärder i intilliggande skog (Johnson, 2014; Koelmeijer m.fl., 2022; Skogsstyrelsen, 2022). Arten är även känslig för gallring vilket framgår av Skogsstyrelsens egen vägledning för hänsyn till knärot (Skogsstyrelsen, 2022). För rika förekomster av knärot är reservatsbildning eller biotopskydd lämpliga åtgärder för att skydda den. På knärot kan den sällsynta rostsvampen </w:t>
+        <w:t xml:space="preserve"> är typisk art för </w:t>
+      </w:r>
+      <w:r>
+        <w:rPr>
+          <w:i/>
+        </w:rPr>
+        <w:t xml:space="preserve">9010 Taiga </w:t>
+      </w:r>
+      <w:r>
+        <w:t>och</w:t>
+      </w:r>
+      <w:r>
+        <w:rPr>
+          <w:i/>
+        </w:rPr>
+        <w:t xml:space="preserve"> 9050 Näringsrik granskog</w:t>
+      </w:r>
+      <w:r>
+        <w:t xml:space="preserve">, rödlistad som sårbar och fridlyst enligt 8§ artskyddsförordningen. En nyligen genomförd analys av 79 floraväktarlokaler indikerar att det behövs någonstans mellan 100 och 150 meters skyddszon för att en knärotspopulation inte ska dö ut på lång sikt (Sebestyén &amp; Sundberg, 2025). Detta ligger väl i linje med tidigare genomförda studier som visar att det krävs väl tilltagna buffertzoner för att knäroten inte ska ta skada av skogsbruksåtgärder i intilliggande skog (Johnson, 2014; Koelmeijer m.fl., 2022; Skogsstyrelsen, 2022). Arten är även känslig för gallring vilket framgår av Skogsstyrelsens egen vägledning för hänsyn till knärot (Skogsstyrelsen, 2022). För rika förekomster av knärot är reservatsbildning eller biotopskydd lämpliga åtgärder för att skydda den. På knärot kan den sällsynta rostsvampen </w:t>
       </w:r>
       <w:r>
         <w:rPr>
@@ -217,7 +235,25 @@
     </w:p>
     <w:p>
       <w:r>
-        <w:t>Knärot är fridlyst enligt 8 och 15 §§ artskyddsförordningen och klassad som sårbar (VU) enligt rödlistan 2020. Knärot är beroende av hög och jämn luftfuktighet i gamla, ostörda skogsmiljöer och är känslig för snabba förändringar av ljus-/vindförhållanden eller uttorkning. På grund av ett alltför intensivt skogsbruk har den minskat med 40 (25–50) % under de senaste 60 åren och i framtiden bedöms minskningstakten uppgå till 30 (20–40) %. Till följd av att arten har en dokumenterat högre minskningstakt i förhållande till sin generationstid än vad som tidigare varit känt (data från Riksskogstaxeringen) höjdes den till hotkategori sårbar (VU) i rödlistan 2020 (SLU Artdatabanken, 2024).</w:t>
+        <w:t xml:space="preserve">Knärot är typisk art för </w:t>
+      </w:r>
+      <w:r>
+        <w:rPr>
+          <w:i/>
+        </w:rPr>
+        <w:t xml:space="preserve">9010 Taiga </w:t>
+      </w:r>
+      <w:r>
+        <w:t>och</w:t>
+      </w:r>
+      <w:r>
+        <w:rPr>
+          <w:i/>
+        </w:rPr>
+        <w:t xml:space="preserve"> 9050 Näringsrik granskog</w:t>
+      </w:r>
+      <w:r>
+        <w:t>, fridlyst enligt 8 och 15 §§ artskyddsförordningen och klassad som sårbar (VU) enligt rödlistan 2020. Knärot är beroende av hög och jämn luftfuktighet i gamla, ostörda skogsmiljöer och är känslig för snabba förändringar av ljus-/vindförhållanden eller uttorkning. På grund av ett alltför intensivt skogsbruk har den minskat med 40 (25–50) % under de senaste 60 åren och i framtiden bedöms minskningstakten uppgå till 30 (20–40) %. Till följd av att arten har en dokumenterat högre minskningstakt i förhållande till sin generationstid än vad som tidigare varit känt (data från Riksskogstaxeringen) höjdes den till hotkategori sårbar (VU) i rödlistan 2020 (SLU Artdatabanken, 2024).</w:t>
       </w:r>
     </w:p>
     <w:p>
@@ -528,7 +564,7 @@
     <w:r>
       <w:tab/>
       <w:tab/>
-      <w:t>2026-01-28</w:t>
+      <w:t>2026-01-29</w:t>
       <w:br/>
       <w:br/>
     </w:r>

--- a/tillsyn/A 63899-2025 tillsynsbegäran.docx
+++ b/tillsyn/A 63899-2025 tillsynsbegäran.docx
@@ -564,7 +564,7 @@
     <w:r>
       <w:tab/>
       <w:tab/>
-      <w:t>2026-01-29</w:t>
+      <w:t>2026-01-30</w:t>
       <w:br/>
       <w:br/>
     </w:r>

--- a/tillsyn/A 63899-2025 tillsynsbegäran.docx
+++ b/tillsyn/A 63899-2025 tillsynsbegäran.docx
@@ -564,7 +564,7 @@
     <w:r>
       <w:tab/>
       <w:tab/>
-      <w:t>2026-01-30</w:t>
+      <w:t>2026-01-31</w:t>
       <w:br/>
       <w:br/>
     </w:r>

--- a/tillsyn/A 63899-2025 tillsynsbegäran.docx
+++ b/tillsyn/A 63899-2025 tillsynsbegäran.docx
@@ -564,7 +564,7 @@
     <w:r>
       <w:tab/>
       <w:tab/>
-      <w:t>2026-02-28</w:t>
+      <w:t>2026-03-01</w:t>
       <w:br/>
       <w:br/>
     </w:r>

--- a/tillsyn/A 63899-2025 tillsynsbegäran.docx
+++ b/tillsyn/A 63899-2025 tillsynsbegäran.docx
@@ -564,7 +564,7 @@
     <w:r>
       <w:tab/>
       <w:tab/>
-      <w:t>2026-03-01</w:t>
+      <w:t>2026-03-02</w:t>
       <w:br/>
       <w:br/>
     </w:r>

--- a/tillsyn/A 63899-2025 tillsynsbegäran.docx
+++ b/tillsyn/A 63899-2025 tillsynsbegäran.docx
@@ -564,7 +564,7 @@
     <w:r>
       <w:tab/>
       <w:tab/>
-      <w:t>2026-03-02</w:t>
+      <w:t>2026-03-03</w:t>
       <w:br/>
       <w:br/>
     </w:r>

--- a/tillsyn/A 63899-2025 tillsynsbegäran.docx
+++ b/tillsyn/A 63899-2025 tillsynsbegäran.docx
@@ -564,7 +564,7 @@
     <w:r>
       <w:tab/>
       <w:tab/>
-      <w:t>2026-03-03</w:t>
+      <w:t>2026-03-04</w:t>
       <w:br/>
       <w:br/>
     </w:r>

--- a/tillsyn/A 63899-2025 tillsynsbegäran.docx
+++ b/tillsyn/A 63899-2025 tillsynsbegäran.docx
@@ -564,7 +564,7 @@
     <w:r>
       <w:tab/>
       <w:tab/>
-      <w:t>2026-03-04</w:t>
+      <w:t>2026-03-05</w:t>
       <w:br/>
       <w:br/>
     </w:r>

--- a/tillsyn/A 63899-2025 tillsynsbegäran.docx
+++ b/tillsyn/A 63899-2025 tillsynsbegäran.docx
@@ -564,7 +564,7 @@
     <w:r>
       <w:tab/>
       <w:tab/>
-      <w:t>2026-03-05</w:t>
+      <w:t>2026-03-06</w:t>
       <w:br/>
       <w:br/>
     </w:r>

--- a/tillsyn/A 63899-2025 tillsynsbegäran.docx
+++ b/tillsyn/A 63899-2025 tillsynsbegäran.docx
@@ -564,7 +564,7 @@
     <w:r>
       <w:tab/>
       <w:tab/>
-      <w:t>2026-03-06</w:t>
+      <w:t>2026-03-07</w:t>
       <w:br/>
       <w:br/>
     </w:r>

--- a/tillsyn/A 63899-2025 tillsynsbegäran.docx
+++ b/tillsyn/A 63899-2025 tillsynsbegäran.docx
@@ -564,7 +564,7 @@
     <w:r>
       <w:tab/>
       <w:tab/>
-      <w:t>2026-03-07</w:t>
+      <w:t>2026-03-08</w:t>
       <w:br/>
       <w:br/>
     </w:r>

--- a/tillsyn/A 63899-2025 tillsynsbegäran.docx
+++ b/tillsyn/A 63899-2025 tillsynsbegäran.docx
@@ -564,7 +564,7 @@
     <w:r>
       <w:tab/>
       <w:tab/>
-      <w:t>2026-03-08</w:t>
+      <w:t>2026-03-09</w:t>
       <w:br/>
       <w:br/>
     </w:r>

--- a/tillsyn/A 63899-2025 tillsynsbegäran.docx
+++ b/tillsyn/A 63899-2025 tillsynsbegäran.docx
@@ -564,7 +564,7 @@
     <w:r>
       <w:tab/>
       <w:tab/>
-      <w:t>2026-03-09</w:t>
+      <w:t>2026-03-10</w:t>
       <w:br/>
       <w:br/>
     </w:r>

--- a/tillsyn/A 63899-2025 tillsynsbegäran.docx
+++ b/tillsyn/A 63899-2025 tillsynsbegäran.docx
@@ -564,7 +564,7 @@
     <w:r>
       <w:tab/>
       <w:tab/>
-      <w:t>2026-03-10</w:t>
+      <w:t>2026-03-11</w:t>
       <w:br/>
       <w:br/>
     </w:r>

--- a/tillsyn/A 63899-2025 tillsynsbegäran.docx
+++ b/tillsyn/A 63899-2025 tillsynsbegäran.docx
@@ -564,7 +564,7 @@
     <w:r>
       <w:tab/>
       <w:tab/>
-      <w:t>2026-03-11</w:t>
+      <w:t>2026-03-12</w:t>
       <w:br/>
       <w:br/>
     </w:r>

--- a/tillsyn/A 63899-2025 tillsynsbegäran.docx
+++ b/tillsyn/A 63899-2025 tillsynsbegäran.docx
@@ -564,7 +564,7 @@
     <w:r>
       <w:tab/>
       <w:tab/>
-      <w:t>2026-03-12</w:t>
+      <w:t>2026-03-13</w:t>
       <w:br/>
       <w:br/>
     </w:r>

--- a/tillsyn/A 63899-2025 tillsynsbegäran.docx
+++ b/tillsyn/A 63899-2025 tillsynsbegäran.docx
@@ -564,7 +564,7 @@
     <w:r>
       <w:tab/>
       <w:tab/>
-      <w:t>2026-03-13</w:t>
+      <w:t>2026-03-16</w:t>
       <w:br/>
       <w:br/>
     </w:r>

--- a/tillsyn/A 63899-2025 tillsynsbegäran.docx
+++ b/tillsyn/A 63899-2025 tillsynsbegäran.docx
@@ -564,7 +564,7 @@
     <w:r>
       <w:tab/>
       <w:tab/>
-      <w:t>2026-03-16</w:t>
+      <w:t>2026-03-17</w:t>
       <w:br/>
       <w:br/>
     </w:r>

--- a/tillsyn/A 63899-2025 tillsynsbegäran.docx
+++ b/tillsyn/A 63899-2025 tillsynsbegäran.docx
@@ -564,7 +564,7 @@
     <w:r>
       <w:tab/>
       <w:tab/>
-      <w:t>2026-03-17</w:t>
+      <w:t>2026-03-18</w:t>
       <w:br/>
       <w:br/>
     </w:r>

--- a/tillsyn/A 63899-2025 tillsynsbegäran.docx
+++ b/tillsyn/A 63899-2025 tillsynsbegäran.docx
@@ -564,7 +564,7 @@
     <w:r>
       <w:tab/>
       <w:tab/>
-      <w:t>2026-03-18</w:t>
+      <w:t>2026-03-19</w:t>
       <w:br/>
       <w:br/>
     </w:r>

--- a/tillsyn/A 63899-2025 tillsynsbegäran.docx
+++ b/tillsyn/A 63899-2025 tillsynsbegäran.docx
@@ -564,7 +564,7 @@
     <w:r>
       <w:tab/>
       <w:tab/>
-      <w:t>2026-03-19</w:t>
+      <w:t>2026-03-20</w:t>
       <w:br/>
       <w:br/>
     </w:r>

--- a/tillsyn/A 63899-2025 tillsynsbegäran.docx
+++ b/tillsyn/A 63899-2025 tillsynsbegäran.docx
@@ -564,7 +564,7 @@
     <w:r>
       <w:tab/>
       <w:tab/>
-      <w:t>2026-03-20</w:t>
+      <w:t>2026-03-21</w:t>
       <w:br/>
       <w:br/>
     </w:r>

--- a/tillsyn/A 63899-2025 tillsynsbegäran.docx
+++ b/tillsyn/A 63899-2025 tillsynsbegäran.docx
@@ -564,7 +564,7 @@
     <w:r>
       <w:tab/>
       <w:tab/>
-      <w:t>2026-03-21</w:t>
+      <w:t>2026-03-22</w:t>
       <w:br/>
       <w:br/>
     </w:r>

--- a/tillsyn/A 63899-2025 tillsynsbegäran.docx
+++ b/tillsyn/A 63899-2025 tillsynsbegäran.docx
@@ -564,7 +564,7 @@
     <w:r>
       <w:tab/>
       <w:tab/>
-      <w:t>2026-03-22</w:t>
+      <w:t>2026-03-23</w:t>
       <w:br/>
       <w:br/>
     </w:r>

--- a/tillsyn/A 63899-2025 tillsynsbegäran.docx
+++ b/tillsyn/A 63899-2025 tillsynsbegäran.docx
@@ -564,7 +564,7 @@
     <w:r>
       <w:tab/>
       <w:tab/>
-      <w:t>2026-03-23</w:t>
+      <w:t>2026-03-24</w:t>
       <w:br/>
       <w:br/>
     </w:r>

--- a/tillsyn/A 63899-2025 tillsynsbegäran.docx
+++ b/tillsyn/A 63899-2025 tillsynsbegäran.docx
@@ -564,7 +564,7 @@
     <w:r>
       <w:tab/>
       <w:tab/>
-      <w:t>2026-03-24</w:t>
+      <w:t>2026-03-25</w:t>
       <w:br/>
       <w:br/>
     </w:r>

--- a/tillsyn/A 63899-2025 tillsynsbegäran.docx
+++ b/tillsyn/A 63899-2025 tillsynsbegäran.docx
@@ -564,7 +564,7 @@
     <w:r>
       <w:tab/>
       <w:tab/>
-      <w:t>2026-03-25</w:t>
+      <w:t>2026-03-26</w:t>
       <w:br/>
       <w:br/>
     </w:r>

--- a/tillsyn/A 63899-2025 tillsynsbegäran.docx
+++ b/tillsyn/A 63899-2025 tillsynsbegäran.docx
@@ -564,7 +564,7 @@
     <w:r>
       <w:tab/>
       <w:tab/>
-      <w:t>2026-03-26</w:t>
+      <w:t>2026-03-27</w:t>
       <w:br/>
       <w:br/>
     </w:r>

--- a/tillsyn/A 63899-2025 tillsynsbegäran.docx
+++ b/tillsyn/A 63899-2025 tillsynsbegäran.docx
@@ -564,7 +564,7 @@
     <w:r>
       <w:tab/>
       <w:tab/>
-      <w:t>2026-03-27</w:t>
+      <w:t>2026-03-28</w:t>
       <w:br/>
       <w:br/>
     </w:r>

--- a/tillsyn/A 63899-2025 tillsynsbegäran.docx
+++ b/tillsyn/A 63899-2025 tillsynsbegäran.docx
@@ -564,7 +564,7 @@
     <w:r>
       <w:tab/>
       <w:tab/>
-      <w:t>2026-03-28</w:t>
+      <w:t>2026-03-29</w:t>
       <w:br/>
       <w:br/>
     </w:r>

--- a/tillsyn/A 63899-2025 tillsynsbegäran.docx
+++ b/tillsyn/A 63899-2025 tillsynsbegäran.docx
@@ -564,7 +564,7 @@
     <w:r>
       <w:tab/>
       <w:tab/>
-      <w:t>2026-03-29</w:t>
+      <w:t>2026-03-30</w:t>
       <w:br/>
       <w:br/>
     </w:r>

--- a/tillsyn/A 63899-2025 tillsynsbegäran.docx
+++ b/tillsyn/A 63899-2025 tillsynsbegäran.docx
@@ -564,7 +564,7 @@
     <w:r>
       <w:tab/>
       <w:tab/>
-      <w:t>2026-03-30</w:t>
+      <w:t>2026-03-31</w:t>
       <w:br/>
       <w:br/>
     </w:r>

--- a/tillsyn/A 63899-2025 tillsynsbegäran.docx
+++ b/tillsyn/A 63899-2025 tillsynsbegäran.docx
@@ -564,7 +564,7 @@
     <w:r>
       <w:tab/>
       <w:tab/>
-      <w:t>2026-03-31</w:t>
+      <w:t>2026-04-01</w:t>
       <w:br/>
       <w:br/>
     </w:r>

--- a/tillsyn/A 63899-2025 tillsynsbegäran.docx
+++ b/tillsyn/A 63899-2025 tillsynsbegäran.docx
@@ -564,7 +564,7 @@
     <w:r>
       <w:tab/>
       <w:tab/>
-      <w:t>2026-04-01</w:t>
+      <w:t>2026-04-02</w:t>
       <w:br/>
       <w:br/>
     </w:r>

--- a/tillsyn/A 63899-2025 tillsynsbegäran.docx
+++ b/tillsyn/A 63899-2025 tillsynsbegäran.docx
@@ -564,7 +564,7 @@
     <w:r>
       <w:tab/>
       <w:tab/>
-      <w:t>2026-04-02</w:t>
+      <w:t>2026-04-03</w:t>
       <w:br/>
       <w:br/>
     </w:r>

--- a/tillsyn/A 63899-2025 tillsynsbegäran.docx
+++ b/tillsyn/A 63899-2025 tillsynsbegäran.docx
@@ -564,7 +564,7 @@
     <w:r>
       <w:tab/>
       <w:tab/>
-      <w:t>2026-04-03</w:t>
+      <w:t>2026-04-04</w:t>
       <w:br/>
       <w:br/>
     </w:r>

--- a/tillsyn/A 63899-2025 tillsynsbegäran.docx
+++ b/tillsyn/A 63899-2025 tillsynsbegäran.docx
@@ -564,7 +564,7 @@
     <w:r>
       <w:tab/>
       <w:tab/>
-      <w:t>2026-04-14</w:t>
+      <w:t>2026-04-15</w:t>
       <w:br/>
       <w:br/>
     </w:r>

--- a/tillsyn/A 63899-2025 tillsynsbegäran.docx
+++ b/tillsyn/A 63899-2025 tillsynsbegäran.docx
@@ -564,7 +564,7 @@
     <w:r>
       <w:tab/>
       <w:tab/>
-      <w:t>2026-04-15</w:t>
+      <w:t>2026-04-16</w:t>
       <w:br/>
       <w:br/>
     </w:r>

--- a/tillsyn/A 63899-2025 tillsynsbegäran.docx
+++ b/tillsyn/A 63899-2025 tillsynsbegäran.docx
@@ -564,7 +564,7 @@
     <w:r>
       <w:tab/>
       <w:tab/>
-      <w:t>2026-04-16</w:t>
+      <w:t>2026-04-17</w:t>
       <w:br/>
       <w:br/>
     </w:r>

--- a/tillsyn/A 63899-2025 tillsynsbegäran.docx
+++ b/tillsyn/A 63899-2025 tillsynsbegäran.docx
@@ -564,7 +564,7 @@
     <w:r>
       <w:tab/>
       <w:tab/>
-      <w:t>2026-04-17</w:t>
+      <w:t>2026-04-18</w:t>
       <w:br/>
       <w:br/>
     </w:r>

--- a/tillsyn/A 63899-2025 tillsynsbegäran.docx
+++ b/tillsyn/A 63899-2025 tillsynsbegäran.docx
@@ -564,7 +564,7 @@
     <w:r>
       <w:tab/>
       <w:tab/>
-      <w:t>2026-04-18</w:t>
+      <w:t>2026-04-19</w:t>
       <w:br/>
       <w:br/>
     </w:r>

--- a/tillsyn/A 63899-2025 tillsynsbegäran.docx
+++ b/tillsyn/A 63899-2025 tillsynsbegäran.docx
@@ -564,7 +564,7 @@
     <w:r>
       <w:tab/>
       <w:tab/>
-      <w:t>2026-04-19</w:t>
+      <w:t>2026-04-20</w:t>
       <w:br/>
       <w:br/>
     </w:r>

--- a/tillsyn/A 63899-2025 tillsynsbegäran.docx
+++ b/tillsyn/A 63899-2025 tillsynsbegäran.docx
@@ -564,7 +564,7 @@
     <w:r>
       <w:tab/>
       <w:tab/>
-      <w:t>2026-04-20</w:t>
+      <w:t>2026-04-21</w:t>
       <w:br/>
       <w:br/>
     </w:r>

--- a/tillsyn/A 63899-2025 tillsynsbegäran.docx
+++ b/tillsyn/A 63899-2025 tillsynsbegäran.docx
@@ -564,7 +564,7 @@
     <w:r>
       <w:tab/>
       <w:tab/>
-      <w:t>2026-04-21</w:t>
+      <w:t>2026-04-22</w:t>
       <w:br/>
       <w:br/>
     </w:r>

--- a/tillsyn/A 63899-2025 tillsynsbegäran.docx
+++ b/tillsyn/A 63899-2025 tillsynsbegäran.docx
@@ -564,7 +564,7 @@
     <w:r>
       <w:tab/>
       <w:tab/>
-      <w:t>2026-04-22</w:t>
+      <w:t>2026-04-23</w:t>
       <w:br/>
       <w:br/>
     </w:r>

--- a/tillsyn/A 63899-2025 tillsynsbegäran.docx
+++ b/tillsyn/A 63899-2025 tillsynsbegäran.docx
@@ -564,7 +564,7 @@
     <w:r>
       <w:tab/>
       <w:tab/>
-      <w:t>2026-04-23</w:t>
+      <w:t>2026-04-24</w:t>
       <w:br/>
       <w:br/>
     </w:r>

--- a/tillsyn/A 63899-2025 tillsynsbegäran.docx
+++ b/tillsyn/A 63899-2025 tillsynsbegäran.docx
@@ -564,7 +564,7 @@
     <w:r>
       <w:tab/>
       <w:tab/>
-      <w:t>2026-04-24</w:t>
+      <w:t>2026-04-25</w:t>
       <w:br/>
       <w:br/>
     </w:r>

--- a/tillsyn/A 63899-2025 tillsynsbegäran.docx
+++ b/tillsyn/A 63899-2025 tillsynsbegäran.docx
@@ -564,7 +564,7 @@
     <w:r>
       <w:tab/>
       <w:tab/>
-      <w:t>2026-04-25</w:t>
+      <w:t>2026-04-26</w:t>
       <w:br/>
       <w:br/>
     </w:r>

--- a/tillsyn/A 63899-2025 tillsynsbegäran.docx
+++ b/tillsyn/A 63899-2025 tillsynsbegäran.docx
@@ -564,7 +564,7 @@
     <w:r>
       <w:tab/>
       <w:tab/>
-      <w:t>2026-04-26</w:t>
+      <w:t>2026-04-27</w:t>
       <w:br/>
       <w:br/>
     </w:r>

--- a/tillsyn/A 63899-2025 tillsynsbegäran.docx
+++ b/tillsyn/A 63899-2025 tillsynsbegäran.docx
@@ -564,7 +564,7 @@
     <w:r>
       <w:tab/>
       <w:tab/>
-      <w:t>2026-04-27</w:t>
+      <w:t>2026-04-28</w:t>
       <w:br/>
       <w:br/>
     </w:r>

--- a/tillsyn/A 63899-2025 tillsynsbegäran.docx
+++ b/tillsyn/A 63899-2025 tillsynsbegäran.docx
@@ -564,7 +564,7 @@
     <w:r>
       <w:tab/>
       <w:tab/>
-      <w:t>2026-04-28</w:t>
+      <w:t>2026-04-29</w:t>
       <w:br/>
       <w:br/>
     </w:r>

--- a/tillsyn/A 63899-2025 tillsynsbegäran.docx
+++ b/tillsyn/A 63899-2025 tillsynsbegäran.docx
@@ -564,7 +564,7 @@
     <w:r>
       <w:tab/>
       <w:tab/>
-      <w:t>2026-04-29</w:t>
+      <w:t>2026-04-30</w:t>
       <w:br/>
       <w:br/>
     </w:r>

--- a/tillsyn/A 63899-2025 tillsynsbegäran.docx
+++ b/tillsyn/A 63899-2025 tillsynsbegäran.docx
@@ -564,7 +564,7 @@
     <w:r>
       <w:tab/>
       <w:tab/>
-      <w:t>2026-04-30</w:t>
+      <w:t>2026-05-01</w:t>
       <w:br/>
       <w:br/>
     </w:r>

--- a/tillsyn/A 63899-2025 tillsynsbegäran.docx
+++ b/tillsyn/A 63899-2025 tillsynsbegäran.docx
@@ -564,7 +564,7 @@
     <w:r>
       <w:tab/>
       <w:tab/>
-      <w:t>2026-05-01</w:t>
+      <w:t>2026-05-02</w:t>
       <w:br/>
       <w:br/>
     </w:r>

--- a/tillsyn/A 63899-2025 tillsynsbegäran.docx
+++ b/tillsyn/A 63899-2025 tillsynsbegäran.docx
@@ -564,7 +564,7 @@
     <w:r>
       <w:tab/>
       <w:tab/>
-      <w:t>2026-05-02</w:t>
+      <w:t>2026-05-03</w:t>
       <w:br/>
       <w:br/>
     </w:r>

--- a/tillsyn/A 63899-2025 tillsynsbegäran.docx
+++ b/tillsyn/A 63899-2025 tillsynsbegäran.docx
@@ -564,7 +564,7 @@
     <w:r>
       <w:tab/>
       <w:tab/>
-      <w:t>2026-05-03</w:t>
+      <w:t>2026-05-04</w:t>
       <w:br/>
       <w:br/>
     </w:r>

--- a/tillsyn/A 63899-2025 tillsynsbegäran.docx
+++ b/tillsyn/A 63899-2025 tillsynsbegäran.docx
@@ -564,7 +564,7 @@
     <w:r>
       <w:tab/>
       <w:tab/>
-      <w:t>2026-05-04</w:t>
+      <w:t>2026-05-05</w:t>
       <w:br/>
       <w:br/>
     </w:r>

--- a/tillsyn/A 63899-2025 tillsynsbegäran.docx
+++ b/tillsyn/A 63899-2025 tillsynsbegäran.docx
@@ -564,7 +564,7 @@
     <w:r>
       <w:tab/>
       <w:tab/>
-      <w:t>2026-05-05</w:t>
+      <w:t>2026-05-06</w:t>
       <w:br/>
       <w:br/>
     </w:r>

--- a/tillsyn/A 63899-2025 tillsynsbegäran.docx
+++ b/tillsyn/A 63899-2025 tillsynsbegäran.docx
@@ -564,7 +564,7 @@
     <w:r>
       <w:tab/>
       <w:tab/>
-      <w:t>2026-05-06</w:t>
+      <w:t>2026-05-07</w:t>
       <w:br/>
       <w:br/>
     </w:r>

--- a/tillsyn/A 63899-2025 tillsynsbegäran.docx
+++ b/tillsyn/A 63899-2025 tillsynsbegäran.docx
@@ -564,7 +564,7 @@
     <w:r>
       <w:tab/>
       <w:tab/>
-      <w:t>2026-05-07</w:t>
+      <w:t>2026-05-08</w:t>
       <w:br/>
       <w:br/>
     </w:r>

--- a/tillsyn/A 63899-2025 tillsynsbegäran.docx
+++ b/tillsyn/A 63899-2025 tillsynsbegäran.docx
@@ -564,7 +564,7 @@
     <w:r>
       <w:tab/>
       <w:tab/>
-      <w:t>2026-05-08</w:t>
+      <w:t>2026-05-09</w:t>
       <w:br/>
       <w:br/>
     </w:r>

--- a/tillsyn/A 63899-2025 tillsynsbegäran.docx
+++ b/tillsyn/A 63899-2025 tillsynsbegäran.docx
@@ -564,7 +564,7 @@
     <w:r>
       <w:tab/>
       <w:tab/>
-      <w:t>2026-05-09</w:t>
+      <w:t>2026-05-10</w:t>
       <w:br/>
       <w:br/>
     </w:r>

--- a/tillsyn/A 63899-2025 tillsynsbegäran.docx
+++ b/tillsyn/A 63899-2025 tillsynsbegäran.docx
@@ -564,7 +564,7 @@
     <w:r>
       <w:tab/>
       <w:tab/>
-      <w:t>2026-05-10</w:t>
+      <w:t>2026-05-11</w:t>
       <w:br/>
       <w:br/>
     </w:r>

--- a/tillsyn/A 63899-2025 tillsynsbegäran.docx
+++ b/tillsyn/A 63899-2025 tillsynsbegäran.docx
@@ -564,7 +564,7 @@
     <w:r>
       <w:tab/>
       <w:tab/>
-      <w:t>2026-05-11</w:t>
+      <w:t>2026-05-12</w:t>
       <w:br/>
       <w:br/>
     </w:r>

--- a/tillsyn/A 63899-2025 tillsynsbegäran.docx
+++ b/tillsyn/A 63899-2025 tillsynsbegäran.docx
@@ -564,7 +564,7 @@
     <w:r>
       <w:tab/>
       <w:tab/>
-      <w:t>2026-05-12</w:t>
+      <w:t>2026-05-13</w:t>
       <w:br/>
       <w:br/>
     </w:r>

--- a/tillsyn/A 63899-2025 tillsynsbegäran.docx
+++ b/tillsyn/A 63899-2025 tillsynsbegäran.docx
@@ -564,7 +564,7 @@
     <w:r>
       <w:tab/>
       <w:tab/>
-      <w:t>2026-05-13</w:t>
+      <w:t>2026-05-16</w:t>
       <w:br/>
       <w:br/>
     </w:r>
